--- a/Lab-Transactions/Lab_Transactions_Codespaces_Rev.docx
+++ b/Lab-Transactions/Lab_Transactions_Codespaces_Rev.docx
@@ -371,8 +371,6 @@
         </w:rPr>
         <w:t>s</w:t>
       </w:r>
-      <w:bookmarkStart w:id="0" w:name="_GoBack"/>
-      <w:bookmarkEnd w:id="0"/>
       <w:proofErr w:type="spellEnd"/>
       <w:r>
         <w:rPr>
@@ -2434,23 +2432,567 @@
     </w:p>
     <w:p>
       <w:pPr>
+        <w:spacing w:before="100" w:beforeAutospacing="1" w:after="100" w:afterAutospacing="1" w:line="240" w:lineRule="auto"/>
         <w:rPr>
-          <w:rFonts w:hint="eastAsia"/>
+          <w:rFonts w:eastAsia="Times New Roman" w:cs="Times New Roman"/>
+          <w:szCs w:val="20"/>
         </w:rPr>
       </w:pPr>
       <w:r>
-        <w:t xml:space="preserve">Submit one Word document containing your completed table. For each SQL statement, include your expected result and the </w:t>
-      </w:r>
-      <w:r>
-        <w:t>actual result you observed in MySQL. Briefly explain any result that differed from your expectation.</w:t>
+        <w:rPr>
+          <w:rFonts w:eastAsia="Times New Roman" w:cs="Times New Roman"/>
+          <w:szCs w:val="20"/>
+        </w:rPr>
+        <w:t>Submit the following:</w:t>
       </w:r>
     </w:p>
     <w:p>
       <w:pPr>
+        <w:numPr>
+          <w:ilvl w:val="0"/>
+          <w:numId w:val="12"/>
+        </w:numPr>
+        <w:spacing w:before="100" w:beforeAutospacing="1" w:after="100" w:afterAutospacing="1" w:line="240" w:lineRule="auto"/>
+        <w:rPr>
+          <w:rFonts w:eastAsia="Times New Roman" w:cs="Times New Roman"/>
+          <w:szCs w:val="20"/>
+        </w:rPr>
+      </w:pPr>
+      <w:r>
+        <w:rPr>
+          <w:rFonts w:eastAsia="Times New Roman" w:cs="Times New Roman"/>
+          <w:b/>
+          <w:bCs/>
+          <w:szCs w:val="20"/>
+        </w:rPr>
+        <w:t>Completed lab document:</w:t>
+      </w:r>
+      <w:r>
+        <w:rPr>
+          <w:rFonts w:eastAsia="Times New Roman" w:cs="Times New Roman"/>
+          <w:szCs w:val="20"/>
+        </w:rPr>
+        <w:t xml:space="preserve"> Complete the </w:t>
+      </w:r>
+      <w:r>
+        <w:rPr>
+          <w:rFonts w:eastAsia="Times New Roman" w:cs="Times New Roman"/>
+          <w:b/>
+          <w:bCs/>
+          <w:szCs w:val="20"/>
+        </w:rPr>
+        <w:t>Expected Results</w:t>
+      </w:r>
+      <w:r>
+        <w:rPr>
+          <w:rFonts w:eastAsia="Times New Roman" w:cs="Times New Roman"/>
+          <w:szCs w:val="20"/>
+        </w:rPr>
+        <w:t xml:space="preserve"> and </w:t>
+      </w:r>
+      <w:r>
+        <w:rPr>
+          <w:rFonts w:eastAsia="Times New Roman" w:cs="Times New Roman"/>
+          <w:b/>
+          <w:bCs/>
+          <w:szCs w:val="20"/>
+        </w:rPr>
+        <w:t>Actual Results</w:t>
+      </w:r>
+      <w:r>
+        <w:rPr>
+          <w:rFonts w:eastAsia="Times New Roman" w:cs="Times New Roman"/>
+          <w:szCs w:val="20"/>
+        </w:rPr>
+        <w:t xml:space="preserve"> columns in the transaction table. Briefly explain any result that differs from your expectation. </w:t>
+      </w:r>
+    </w:p>
+    <w:p>
+      <w:pPr>
+        <w:numPr>
+          <w:ilvl w:val="0"/>
+          <w:numId w:val="12"/>
+        </w:numPr>
+        <w:spacing w:before="100" w:beforeAutospacing="1" w:after="100" w:afterAutospacing="1" w:line="240" w:lineRule="auto"/>
+        <w:rPr>
+          <w:rFonts w:eastAsia="Times New Roman" w:cs="Times New Roman"/>
+          <w:szCs w:val="20"/>
+        </w:rPr>
+      </w:pPr>
+      <w:r>
+        <w:rPr>
+          <w:rFonts w:eastAsia="Times New Roman" w:cs="Times New Roman"/>
+          <w:b/>
+          <w:bCs/>
+          <w:szCs w:val="20"/>
+        </w:rPr>
+        <w:t>Short screen recording:</w:t>
+      </w:r>
+      <w:r>
+        <w:rPr>
+          <w:rFonts w:eastAsia="Times New Roman" w:cs="Times New Roman"/>
+          <w:szCs w:val="20"/>
+        </w:rPr>
+        <w:t xml:space="preserve"> Create a short screen recording demonstrating your lab setup and results. The recording should: </w:t>
+      </w:r>
+    </w:p>
+    <w:p>
+      <w:pPr>
+        <w:numPr>
+          <w:ilvl w:val="1"/>
+          <w:numId w:val="13"/>
+        </w:numPr>
+        <w:spacing w:before="100" w:beforeAutospacing="1" w:after="100" w:afterAutospacing="1" w:line="240" w:lineRule="auto"/>
+        <w:rPr>
+          <w:rFonts w:eastAsia="Times New Roman" w:cs="Times New Roman"/>
+          <w:szCs w:val="20"/>
+        </w:rPr>
+      </w:pPr>
+      <w:r>
+        <w:rPr>
+          <w:rFonts w:eastAsia="Times New Roman" w:cs="Times New Roman"/>
+          <w:szCs w:val="20"/>
+        </w:rPr>
+        <w:t xml:space="preserve">Show your </w:t>
+      </w:r>
+      <w:r>
+        <w:rPr>
+          <w:rFonts w:eastAsia="Times New Roman" w:cs="Times New Roman"/>
+          <w:b/>
+          <w:bCs/>
+          <w:szCs w:val="20"/>
+        </w:rPr>
+        <w:t xml:space="preserve">GitHub </w:t>
+      </w:r>
+      <w:proofErr w:type="spellStart"/>
+      <w:r>
+        <w:rPr>
+          <w:rFonts w:eastAsia="Times New Roman" w:cs="Times New Roman"/>
+          <w:b/>
+          <w:bCs/>
+          <w:szCs w:val="20"/>
+        </w:rPr>
+        <w:t>Codespaces</w:t>
+      </w:r>
+      <w:proofErr w:type="spellEnd"/>
+      <w:r>
+        <w:rPr>
+          <w:rFonts w:eastAsia="Times New Roman" w:cs="Times New Roman"/>
+          <w:b/>
+          <w:bCs/>
+          <w:szCs w:val="20"/>
+        </w:rPr>
+        <w:t xml:space="preserve"> environment</w:t>
+      </w:r>
+      <w:r>
+        <w:rPr>
+          <w:rFonts w:eastAsia="Times New Roman" w:cs="Times New Roman"/>
+          <w:szCs w:val="20"/>
+        </w:rPr>
+        <w:t xml:space="preserve"> and the lab files. </w:t>
+      </w:r>
+    </w:p>
+    <w:p>
+      <w:pPr>
+        <w:numPr>
+          <w:ilvl w:val="1"/>
+          <w:numId w:val="13"/>
+        </w:numPr>
+        <w:spacing w:before="100" w:beforeAutospacing="1" w:after="100" w:afterAutospacing="1" w:line="240" w:lineRule="auto"/>
+        <w:rPr>
+          <w:rFonts w:eastAsia="Times New Roman" w:cs="Times New Roman"/>
+          <w:szCs w:val="20"/>
+        </w:rPr>
+      </w:pPr>
+      <w:r>
+        <w:rPr>
+          <w:rFonts w:eastAsia="Times New Roman" w:cs="Times New Roman"/>
+          <w:szCs w:val="20"/>
+        </w:rPr>
+        <w:t xml:space="preserve">Show </w:t>
+      </w:r>
+      <w:r>
+        <w:rPr>
+          <w:rFonts w:eastAsia="Times New Roman" w:cs="Times New Roman"/>
+          <w:b/>
+          <w:bCs/>
+          <w:szCs w:val="20"/>
+        </w:rPr>
+        <w:t>both Terminal 1 and Terminal 2</w:t>
+      </w:r>
+      <w:r>
+        <w:rPr>
+          <w:rFonts w:eastAsia="Times New Roman" w:cs="Times New Roman"/>
+          <w:szCs w:val="20"/>
+        </w:rPr>
+        <w:t xml:space="preserve"> used for the transaction experiment. </w:t>
+      </w:r>
+    </w:p>
+    <w:p>
+      <w:pPr>
+        <w:numPr>
+          <w:ilvl w:val="1"/>
+          <w:numId w:val="13"/>
+        </w:numPr>
+        <w:spacing w:before="100" w:beforeAutospacing="1" w:after="100" w:afterAutospacing="1" w:line="240" w:lineRule="auto"/>
+        <w:rPr>
+          <w:rFonts w:eastAsia="Times New Roman" w:cs="Times New Roman"/>
+          <w:szCs w:val="20"/>
+        </w:rPr>
+      </w:pPr>
+      <w:r>
+        <w:rPr>
+          <w:rFonts w:eastAsia="Times New Roman" w:cs="Times New Roman"/>
+          <w:szCs w:val="20"/>
+        </w:rPr>
+        <w:t xml:space="preserve">Slowly scroll through each terminal to show the SQL statements you executed and their corresponding results. </w:t>
+      </w:r>
+    </w:p>
+    <w:p>
+      <w:pPr>
+        <w:numPr>
+          <w:ilvl w:val="1"/>
+          <w:numId w:val="13"/>
+        </w:numPr>
+        <w:spacing w:before="100" w:beforeAutospacing="1" w:after="100" w:afterAutospacing="1" w:line="240" w:lineRule="auto"/>
+        <w:rPr>
+          <w:rFonts w:eastAsia="Times New Roman" w:cs="Times New Roman"/>
+          <w:szCs w:val="20"/>
+        </w:rPr>
+      </w:pPr>
+      <w:r>
+        <w:rPr>
+          <w:rFonts w:eastAsia="Times New Roman" w:cs="Times New Roman"/>
+          <w:szCs w:val="20"/>
+        </w:rPr>
+        <w:t xml:space="preserve">Make sure the important results </w:t>
+      </w:r>
+      <w:r>
+        <w:rPr>
+          <w:rFonts w:eastAsia="Times New Roman" w:cs="Times New Roman"/>
+          <w:b/>
+          <w:bCs/>
+          <w:szCs w:val="20"/>
+        </w:rPr>
+        <w:t xml:space="preserve">before and after </w:t>
+      </w:r>
+      <w:r>
+        <w:rPr>
+          <w:rFonts w:eastAsia="Times New Roman" w:cs="Courier New"/>
+          <w:b/>
+          <w:bCs/>
+          <w:szCs w:val="20"/>
+        </w:rPr>
+        <w:t>COMMIT</w:t>
+      </w:r>
+      <w:r>
+        <w:rPr>
+          <w:rFonts w:eastAsia="Times New Roman" w:cs="Times New Roman"/>
+          <w:szCs w:val="20"/>
+        </w:rPr>
+        <w:t xml:space="preserve"> are clearly visible.</w:t>
+      </w:r>
+    </w:p>
+    <w:p>
+      <w:pPr>
+        <w:spacing w:before="100" w:beforeAutospacing="1" w:after="100" w:afterAutospacing="1" w:line="240" w:lineRule="auto"/>
+        <w:ind w:left="360"/>
+        <w:rPr>
+          <w:rFonts w:eastAsia="Times New Roman" w:cs="Times New Roman"/>
+          <w:szCs w:val="20"/>
+        </w:rPr>
+      </w:pPr>
+      <w:r>
+        <w:rPr>
+          <w:rFonts w:eastAsia="Times New Roman" w:cs="Times New Roman"/>
+          <w:szCs w:val="20"/>
+        </w:rPr>
+        <w:t xml:space="preserve">Note: </w:t>
+      </w:r>
+      <w:r>
+        <w:rPr>
+          <w:rFonts w:eastAsia="Times New Roman" w:cs="Times New Roman"/>
+          <w:szCs w:val="20"/>
+        </w:rPr>
+        <w:t xml:space="preserve">The recording does </w:t>
+      </w:r>
+      <w:r>
+        <w:rPr>
+          <w:rFonts w:eastAsia="Times New Roman" w:cs="Times New Roman"/>
+          <w:b/>
+          <w:bCs/>
+          <w:szCs w:val="20"/>
+        </w:rPr>
+        <w:t>not</w:t>
+      </w:r>
+      <w:r>
+        <w:rPr>
+          <w:rFonts w:eastAsia="Times New Roman" w:cs="Times New Roman"/>
+          <w:szCs w:val="20"/>
+        </w:rPr>
+        <w:t xml:space="preserve"> need to show you performing the entire lab from beginning to end, and </w:t>
+      </w:r>
+      <w:r>
+        <w:rPr>
+          <w:rFonts w:eastAsia="Times New Roman" w:cs="Times New Roman"/>
+          <w:b/>
+          <w:bCs/>
+          <w:szCs w:val="20"/>
+        </w:rPr>
+        <w:t>no narration is required</w:t>
+      </w:r>
+      <w:r>
+        <w:rPr>
+          <w:rFonts w:eastAsia="Times New Roman" w:cs="Times New Roman"/>
+          <w:szCs w:val="20"/>
+        </w:rPr>
+        <w:t xml:space="preserve">. A short recording of approximately </w:t>
+      </w:r>
+      <w:r>
+        <w:rPr>
+          <w:rFonts w:eastAsia="Times New Roman" w:cs="Times New Roman"/>
+          <w:b/>
+          <w:bCs/>
+          <w:szCs w:val="20"/>
+        </w:rPr>
+        <w:t>1–2 minutes</w:t>
+      </w:r>
+      <w:r>
+        <w:rPr>
+          <w:rFonts w:eastAsia="Times New Roman" w:cs="Times New Roman"/>
+          <w:szCs w:val="20"/>
+        </w:rPr>
+        <w:t xml:space="preserve"> is sufficient.</w:t>
+      </w:r>
+    </w:p>
+    <w:p>
+      <w:pPr>
+        <w:spacing w:before="100" w:beforeAutospacing="1" w:after="100" w:afterAutospacing="1" w:line="240" w:lineRule="auto"/>
+        <w:rPr>
+          <w:rFonts w:eastAsia="Times New Roman" w:cs="Times New Roman"/>
+          <w:szCs w:val="20"/>
+        </w:rPr>
+      </w:pPr>
+      <w:r>
+        <w:rPr>
+          <w:rFonts w:eastAsia="Times New Roman" w:cs="Times New Roman"/>
+          <w:b/>
+          <w:bCs/>
+          <w:szCs w:val="20"/>
+        </w:rPr>
+        <w:t>Screen recording options:</w:t>
+      </w:r>
+    </w:p>
+    <w:p>
+      <w:pPr>
+        <w:numPr>
+          <w:ilvl w:val="0"/>
+          <w:numId w:val="14"/>
+        </w:numPr>
+        <w:spacing w:before="100" w:beforeAutospacing="1" w:after="100" w:afterAutospacing="1" w:line="240" w:lineRule="auto"/>
+        <w:rPr>
+          <w:rFonts w:eastAsia="Times New Roman" w:cs="Times New Roman"/>
+          <w:szCs w:val="20"/>
+        </w:rPr>
+      </w:pPr>
+      <w:r>
+        <w:rPr>
+          <w:rFonts w:eastAsia="Times New Roman" w:cs="Times New Roman"/>
+          <w:b/>
+          <w:bCs/>
+          <w:szCs w:val="20"/>
+        </w:rPr>
+        <w:t>Windows 11:</w:t>
+      </w:r>
+      <w:r>
+        <w:rPr>
+          <w:rFonts w:eastAsia="Times New Roman" w:cs="Times New Roman"/>
+          <w:szCs w:val="20"/>
+        </w:rPr>
+        <w:t xml:space="preserve"> You may use the built-in </w:t>
+      </w:r>
+      <w:r>
+        <w:rPr>
+          <w:rFonts w:eastAsia="Times New Roman" w:cs="Times New Roman"/>
+          <w:b/>
+          <w:bCs/>
+          <w:szCs w:val="20"/>
+        </w:rPr>
+        <w:t>Snipping Tool</w:t>
+      </w:r>
+      <w:r>
+        <w:rPr>
+          <w:rFonts w:eastAsia="Times New Roman" w:cs="Times New Roman"/>
+          <w:szCs w:val="20"/>
+        </w:rPr>
+        <w:t xml:space="preserve">. Press </w:t>
+      </w:r>
+      <w:r>
+        <w:rPr>
+          <w:rFonts w:eastAsia="Times New Roman" w:cs="Times New Roman"/>
+          <w:b/>
+          <w:bCs/>
+          <w:szCs w:val="20"/>
+        </w:rPr>
+        <w:t>Windows + Shift + R</w:t>
+      </w:r>
+      <w:r>
+        <w:rPr>
+          <w:rFonts w:eastAsia="Times New Roman" w:cs="Times New Roman"/>
+          <w:szCs w:val="20"/>
+        </w:rPr>
+        <w:t xml:space="preserve">, select the area of the screen you want to record, click </w:t>
+      </w:r>
+      <w:r>
+        <w:rPr>
+          <w:rFonts w:eastAsia="Times New Roman" w:cs="Times New Roman"/>
+          <w:b/>
+          <w:bCs/>
+          <w:szCs w:val="20"/>
+        </w:rPr>
+        <w:t>Start</w:t>
+      </w:r>
+      <w:r>
+        <w:rPr>
+          <w:rFonts w:eastAsia="Times New Roman" w:cs="Times New Roman"/>
+          <w:szCs w:val="20"/>
+        </w:rPr>
+        <w:t xml:space="preserve">, and click </w:t>
+      </w:r>
+      <w:r>
+        <w:rPr>
+          <w:rFonts w:eastAsia="Times New Roman" w:cs="Times New Roman"/>
+          <w:b/>
+          <w:bCs/>
+          <w:szCs w:val="20"/>
+        </w:rPr>
+        <w:t>Stop</w:t>
+      </w:r>
+      <w:r>
+        <w:rPr>
+          <w:rFonts w:eastAsia="Times New Roman" w:cs="Times New Roman"/>
+          <w:szCs w:val="20"/>
+        </w:rPr>
+        <w:t xml:space="preserve"> when finished. Save the recording to your computer. </w:t>
+      </w:r>
+    </w:p>
+    <w:p>
+      <w:pPr>
+        <w:spacing w:before="100" w:beforeAutospacing="1" w:after="100" w:afterAutospacing="1" w:line="240" w:lineRule="auto"/>
+        <w:ind w:left="720"/>
+        <w:rPr>
+          <w:rFonts w:eastAsia="Times New Roman" w:cs="Times New Roman"/>
+          <w:szCs w:val="20"/>
+        </w:rPr>
+      </w:pPr>
+      <w:hyperlink r:id="rId6" w:history="1">
+        <w:r>
+          <w:rPr>
+            <w:rStyle w:val="Hyperlink"/>
+          </w:rPr>
+          <w:t>Microsoft instructions for Snipping Tool screen recording</w:t>
+        </w:r>
+      </w:hyperlink>
+    </w:p>
+    <w:p>
+      <w:pPr>
+        <w:numPr>
+          <w:ilvl w:val="0"/>
+          <w:numId w:val="14"/>
+        </w:numPr>
+        <w:spacing w:before="100" w:beforeAutospacing="1" w:after="100" w:afterAutospacing="1" w:line="240" w:lineRule="auto"/>
+        <w:rPr>
+          <w:rFonts w:eastAsia="Times New Roman" w:cs="Times New Roman"/>
+          <w:szCs w:val="20"/>
+        </w:rPr>
+      </w:pPr>
+      <w:r>
+        <w:rPr>
+          <w:rFonts w:eastAsia="Times New Roman" w:cs="Times New Roman"/>
+          <w:b/>
+          <w:bCs/>
+          <w:szCs w:val="20"/>
+        </w:rPr>
+        <w:t>Other operating systems:</w:t>
+      </w:r>
+      <w:r>
+        <w:rPr>
+          <w:rFonts w:eastAsia="Times New Roman" w:cs="Times New Roman"/>
+          <w:szCs w:val="20"/>
+        </w:rPr>
+        <w:t xml:space="preserve"> You may use your computer's built-in screen-recording feature or another screen-recording application. </w:t>
+      </w:r>
+    </w:p>
+    <w:p>
+      <w:pPr>
+        <w:numPr>
+          <w:ilvl w:val="0"/>
+          <w:numId w:val="14"/>
+        </w:numPr>
+        <w:spacing w:before="100" w:beforeAutospacing="1" w:after="100" w:afterAutospacing="1" w:line="240" w:lineRule="auto"/>
+        <w:rPr>
+          <w:rFonts w:eastAsia="Times New Roman" w:cs="Times New Roman"/>
+          <w:szCs w:val="20"/>
+        </w:rPr>
+      </w:pPr>
+      <w:r>
+        <w:rPr>
+          <w:rFonts w:eastAsia="Times New Roman" w:cs="Times New Roman"/>
+          <w:b/>
+          <w:bCs/>
+          <w:szCs w:val="20"/>
+        </w:rPr>
+        <w:t>OBS Studio:</w:t>
+      </w:r>
+      <w:r>
+        <w:rPr>
+          <w:rFonts w:eastAsia="Times New Roman" w:cs="Times New Roman"/>
+          <w:szCs w:val="20"/>
+        </w:rPr>
+        <w:t xml:space="preserve"> If you need a free cross-platform screen recorder, you may use </w:t>
+      </w:r>
+      <w:r>
+        <w:rPr>
+          <w:rFonts w:eastAsia="Times New Roman" w:cs="Times New Roman"/>
+          <w:b/>
+          <w:bCs/>
+          <w:szCs w:val="20"/>
+        </w:rPr>
+        <w:t>OBS Studio</w:t>
+      </w:r>
+      <w:r>
+        <w:rPr>
+          <w:rFonts w:eastAsia="Times New Roman" w:cs="Times New Roman"/>
+          <w:szCs w:val="20"/>
+        </w:rPr>
+        <w:t xml:space="preserve">. However, you are </w:t>
+      </w:r>
+      <w:r>
+        <w:rPr>
+          <w:rFonts w:eastAsia="Times New Roman" w:cs="Times New Roman"/>
+          <w:b/>
+          <w:bCs/>
+          <w:szCs w:val="20"/>
+        </w:rPr>
+        <w:t>not required to install OBS</w:t>
+      </w:r>
+      <w:r>
+        <w:rPr>
+          <w:rFonts w:eastAsia="Times New Roman" w:cs="Times New Roman"/>
+          <w:szCs w:val="20"/>
+        </w:rPr>
+        <w:t xml:space="preserve"> if your computer already has a screen-recording feature.</w:t>
+      </w:r>
+    </w:p>
+    <w:p>
+      <w:pPr>
         <w:pStyle w:val="Heading1"/>
       </w:pPr>
       <w:r>
-        <w:t>NOTES</w:t>
+        <w:t>N</w:t>
+      </w:r>
+      <w:r>
+        <w:t>OTES</w:t>
       </w:r>
     </w:p>
     <w:p>
@@ -2461,7 +3003,12 @@
         </w:rPr>
       </w:pPr>
       <w:r>
-        <w:t>Use your own Codespace. Your database changes do not affect other students.</w:t>
+        <w:t>Use your own Codespaces</w:t>
+      </w:r>
+      <w:bookmarkStart w:id="0" w:name="_GoBack"/>
+      <w:bookmarkEnd w:id="0"/>
+      <w:r>
+        <w:t>. Your database changes do not affect other students.</w:t>
       </w:r>
     </w:p>
     <w:p>
@@ -2684,6 +3231,155 @@
     </w:lvl>
   </w:abstractNum>
   <w:abstractNum w:abstractNumId="9" w15:restartNumberingAfterBreak="0">
+    <w:nsid w:val="0DB4637A"/>
+    <w:multiLevelType w:val="multilevel"/>
+    <w:tmpl w:val="057A55B8"/>
+    <w:lvl w:ilvl="0">
+      <w:start w:val="1"/>
+      <w:numFmt w:val="bullet"/>
+      <w:lvlText w:val=""/>
+      <w:lvlJc w:val="left"/>
+      <w:pPr>
+        <w:tabs>
+          <w:tab w:val="num" w:pos="720"/>
+        </w:tabs>
+        <w:ind w:left="720" w:hanging="360"/>
+      </w:pPr>
+      <w:rPr>
+        <w:rFonts w:ascii="Symbol" w:hAnsi="Symbol" w:hint="default"/>
+        <w:sz w:val="20"/>
+      </w:rPr>
+    </w:lvl>
+    <w:lvl w:ilvl="1" w:tentative="1">
+      <w:start w:val="1"/>
+      <w:numFmt w:val="bullet"/>
+      <w:lvlText w:val="o"/>
+      <w:lvlJc w:val="left"/>
+      <w:pPr>
+        <w:tabs>
+          <w:tab w:val="num" w:pos="1440"/>
+        </w:tabs>
+        <w:ind w:left="1440" w:hanging="360"/>
+      </w:pPr>
+      <w:rPr>
+        <w:rFonts w:ascii="Courier New" w:hAnsi="Courier New" w:hint="default"/>
+        <w:sz w:val="20"/>
+      </w:rPr>
+    </w:lvl>
+    <w:lvl w:ilvl="2" w:tentative="1">
+      <w:start w:val="1"/>
+      <w:numFmt w:val="bullet"/>
+      <w:lvlText w:val=""/>
+      <w:lvlJc w:val="left"/>
+      <w:pPr>
+        <w:tabs>
+          <w:tab w:val="num" w:pos="2160"/>
+        </w:tabs>
+        <w:ind w:left="2160" w:hanging="360"/>
+      </w:pPr>
+      <w:rPr>
+        <w:rFonts w:ascii="Wingdings" w:hAnsi="Wingdings" w:hint="default"/>
+        <w:sz w:val="20"/>
+      </w:rPr>
+    </w:lvl>
+    <w:lvl w:ilvl="3" w:tentative="1">
+      <w:start w:val="1"/>
+      <w:numFmt w:val="bullet"/>
+      <w:lvlText w:val=""/>
+      <w:lvlJc w:val="left"/>
+      <w:pPr>
+        <w:tabs>
+          <w:tab w:val="num" w:pos="2880"/>
+        </w:tabs>
+        <w:ind w:left="2880" w:hanging="360"/>
+      </w:pPr>
+      <w:rPr>
+        <w:rFonts w:ascii="Wingdings" w:hAnsi="Wingdings" w:hint="default"/>
+        <w:sz w:val="20"/>
+      </w:rPr>
+    </w:lvl>
+    <w:lvl w:ilvl="4" w:tentative="1">
+      <w:start w:val="1"/>
+      <w:numFmt w:val="bullet"/>
+      <w:lvlText w:val=""/>
+      <w:lvlJc w:val="left"/>
+      <w:pPr>
+        <w:tabs>
+          <w:tab w:val="num" w:pos="3600"/>
+        </w:tabs>
+        <w:ind w:left="3600" w:hanging="360"/>
+      </w:pPr>
+      <w:rPr>
+        <w:rFonts w:ascii="Wingdings" w:hAnsi="Wingdings" w:hint="default"/>
+        <w:sz w:val="20"/>
+      </w:rPr>
+    </w:lvl>
+    <w:lvl w:ilvl="5" w:tentative="1">
+      <w:start w:val="1"/>
+      <w:numFmt w:val="bullet"/>
+      <w:lvlText w:val=""/>
+      <w:lvlJc w:val="left"/>
+      <w:pPr>
+        <w:tabs>
+          <w:tab w:val="num" w:pos="4320"/>
+        </w:tabs>
+        <w:ind w:left="4320" w:hanging="360"/>
+      </w:pPr>
+      <w:rPr>
+        <w:rFonts w:ascii="Wingdings" w:hAnsi="Wingdings" w:hint="default"/>
+        <w:sz w:val="20"/>
+      </w:rPr>
+    </w:lvl>
+    <w:lvl w:ilvl="6" w:tentative="1">
+      <w:start w:val="1"/>
+      <w:numFmt w:val="bullet"/>
+      <w:lvlText w:val=""/>
+      <w:lvlJc w:val="left"/>
+      <w:pPr>
+        <w:tabs>
+          <w:tab w:val="num" w:pos="5040"/>
+        </w:tabs>
+        <w:ind w:left="5040" w:hanging="360"/>
+      </w:pPr>
+      <w:rPr>
+        <w:rFonts w:ascii="Wingdings" w:hAnsi="Wingdings" w:hint="default"/>
+        <w:sz w:val="20"/>
+      </w:rPr>
+    </w:lvl>
+    <w:lvl w:ilvl="7" w:tentative="1">
+      <w:start w:val="1"/>
+      <w:numFmt w:val="bullet"/>
+      <w:lvlText w:val=""/>
+      <w:lvlJc w:val="left"/>
+      <w:pPr>
+        <w:tabs>
+          <w:tab w:val="num" w:pos="5760"/>
+        </w:tabs>
+        <w:ind w:left="5760" w:hanging="360"/>
+      </w:pPr>
+      <w:rPr>
+        <w:rFonts w:ascii="Wingdings" w:hAnsi="Wingdings" w:hint="default"/>
+        <w:sz w:val="20"/>
+      </w:rPr>
+    </w:lvl>
+    <w:lvl w:ilvl="8" w:tentative="1">
+      <w:start w:val="1"/>
+      <w:numFmt w:val="bullet"/>
+      <w:lvlText w:val=""/>
+      <w:lvlJc w:val="left"/>
+      <w:pPr>
+        <w:tabs>
+          <w:tab w:val="num" w:pos="6480"/>
+        </w:tabs>
+        <w:ind w:left="6480" w:hanging="360"/>
+      </w:pPr>
+      <w:rPr>
+        <w:rFonts w:ascii="Wingdings" w:hAnsi="Wingdings" w:hint="default"/>
+        <w:sz w:val="20"/>
+      </w:rPr>
+    </w:lvl>
+  </w:abstractNum>
+  <w:abstractNum w:abstractNumId="10" w15:restartNumberingAfterBreak="0">
     <w:nsid w:val="12B564F5"/>
     <w:multiLevelType w:val="hybridMultilevel"/>
     <w:tmpl w:val="88D4A118"/>
@@ -2795,7 +3491,124 @@
       </w:rPr>
     </w:lvl>
   </w:abstractNum>
-  <w:abstractNum w:abstractNumId="10" w15:restartNumberingAfterBreak="0">
+  <w:abstractNum w:abstractNumId="11" w15:restartNumberingAfterBreak="0">
+    <w:nsid w:val="20627D25"/>
+    <w:multiLevelType w:val="multilevel"/>
+    <w:tmpl w:val="AFDC16B6"/>
+    <w:lvl w:ilvl="0">
+      <w:start w:val="1"/>
+      <w:numFmt w:val="decimal"/>
+      <w:lvlText w:val="%1."/>
+      <w:lvlJc w:val="left"/>
+      <w:pPr>
+        <w:tabs>
+          <w:tab w:val="num" w:pos="720"/>
+        </w:tabs>
+        <w:ind w:left="720" w:hanging="360"/>
+      </w:pPr>
+    </w:lvl>
+    <w:lvl w:ilvl="1">
+      <w:start w:val="1"/>
+      <w:numFmt w:val="bullet"/>
+      <w:lvlText w:val="o"/>
+      <w:lvlJc w:val="left"/>
+      <w:pPr>
+        <w:tabs>
+          <w:tab w:val="num" w:pos="1440"/>
+        </w:tabs>
+        <w:ind w:left="1440" w:hanging="360"/>
+      </w:pPr>
+      <w:rPr>
+        <w:rFonts w:ascii="Courier New" w:hAnsi="Courier New" w:hint="default"/>
+        <w:sz w:val="20"/>
+      </w:rPr>
+    </w:lvl>
+    <w:lvl w:ilvl="2" w:tentative="1">
+      <w:start w:val="1"/>
+      <w:numFmt w:val="decimal"/>
+      <w:lvlText w:val="%3."/>
+      <w:lvlJc w:val="left"/>
+      <w:pPr>
+        <w:tabs>
+          <w:tab w:val="num" w:pos="2160"/>
+        </w:tabs>
+        <w:ind w:left="2160" w:hanging="360"/>
+      </w:pPr>
+    </w:lvl>
+    <w:lvl w:ilvl="3" w:tentative="1">
+      <w:start w:val="1"/>
+      <w:numFmt w:val="decimal"/>
+      <w:lvlText w:val="%4."/>
+      <w:lvlJc w:val="left"/>
+      <w:pPr>
+        <w:tabs>
+          <w:tab w:val="num" w:pos="2880"/>
+        </w:tabs>
+        <w:ind w:left="2880" w:hanging="360"/>
+      </w:pPr>
+    </w:lvl>
+    <w:lvl w:ilvl="4" w:tentative="1">
+      <w:start w:val="1"/>
+      <w:numFmt w:val="decimal"/>
+      <w:lvlText w:val="%5."/>
+      <w:lvlJc w:val="left"/>
+      <w:pPr>
+        <w:tabs>
+          <w:tab w:val="num" w:pos="3600"/>
+        </w:tabs>
+        <w:ind w:left="3600" w:hanging="360"/>
+      </w:pPr>
+    </w:lvl>
+    <w:lvl w:ilvl="5" w:tentative="1">
+      <w:start w:val="1"/>
+      <w:numFmt w:val="decimal"/>
+      <w:lvlText w:val="%6."/>
+      <w:lvlJc w:val="left"/>
+      <w:pPr>
+        <w:tabs>
+          <w:tab w:val="num" w:pos="4320"/>
+        </w:tabs>
+        <w:ind w:left="4320" w:hanging="360"/>
+      </w:pPr>
+    </w:lvl>
+    <w:lvl w:ilvl="6" w:tentative="1">
+      <w:start w:val="1"/>
+      <w:numFmt w:val="decimal"/>
+      <w:lvlText w:val="%7."/>
+      <w:lvlJc w:val="left"/>
+      <w:pPr>
+        <w:tabs>
+          <w:tab w:val="num" w:pos="5040"/>
+        </w:tabs>
+        <w:ind w:left="5040" w:hanging="360"/>
+      </w:pPr>
+    </w:lvl>
+    <w:lvl w:ilvl="7" w:tentative="1">
+      <w:start w:val="1"/>
+      <w:numFmt w:val="decimal"/>
+      <w:lvlText w:val="%8."/>
+      <w:lvlJc w:val="left"/>
+      <w:pPr>
+        <w:tabs>
+          <w:tab w:val="num" w:pos="5760"/>
+        </w:tabs>
+        <w:ind w:left="5760" w:hanging="360"/>
+      </w:pPr>
+    </w:lvl>
+    <w:lvl w:ilvl="8" w:tentative="1">
+      <w:start w:val="1"/>
+      <w:numFmt w:val="decimal"/>
+      <w:lvlText w:val="%9."/>
+      <w:lvlJc w:val="left"/>
+      <w:pPr>
+        <w:tabs>
+          <w:tab w:val="num" w:pos="6480"/>
+        </w:tabs>
+        <w:ind w:left="6480" w:hanging="360"/>
+      </w:pPr>
+    </w:lvl>
+  </w:abstractNum>
+  <w:abstractNum w:abstractNumId="12" w15:restartNumberingAfterBreak="0">
     <w:nsid w:val="37963B7B"/>
     <w:multiLevelType w:val="hybridMultilevel"/>
     <w:tmpl w:val="490A6146"/>
@@ -2878,6 +3691,123 @@
       <w:lvlJc w:val="right"/>
       <w:pPr>
         <w:ind w:left="6480" w:hanging="180"/>
+      </w:pPr>
+    </w:lvl>
+  </w:abstractNum>
+  <w:abstractNum w:abstractNumId="13" w15:restartNumberingAfterBreak="0">
+    <w:nsid w:val="409C62B1"/>
+    <w:multiLevelType w:val="multilevel"/>
+    <w:tmpl w:val="EBFA74A6"/>
+    <w:lvl w:ilvl="0">
+      <w:start w:val="1"/>
+      <w:numFmt w:val="decimal"/>
+      <w:lvlText w:val="%1."/>
+      <w:lvlJc w:val="left"/>
+      <w:pPr>
+        <w:tabs>
+          <w:tab w:val="num" w:pos="720"/>
+        </w:tabs>
+        <w:ind w:left="720" w:hanging="360"/>
+      </w:pPr>
+    </w:lvl>
+    <w:lvl w:ilvl="1">
+      <w:start w:val="1"/>
+      <w:numFmt w:val="bullet"/>
+      <w:lvlText w:val=""/>
+      <w:lvlJc w:val="left"/>
+      <w:pPr>
+        <w:tabs>
+          <w:tab w:val="num" w:pos="1440"/>
+        </w:tabs>
+        <w:ind w:left="1440" w:hanging="360"/>
+      </w:pPr>
+      <w:rPr>
+        <w:rFonts w:ascii="Symbol" w:hAnsi="Symbol" w:hint="default"/>
+        <w:sz w:val="20"/>
+      </w:rPr>
+    </w:lvl>
+    <w:lvl w:ilvl="2" w:tentative="1">
+      <w:start w:val="1"/>
+      <w:numFmt w:val="decimal"/>
+      <w:lvlText w:val="%3."/>
+      <w:lvlJc w:val="left"/>
+      <w:pPr>
+        <w:tabs>
+          <w:tab w:val="num" w:pos="2160"/>
+        </w:tabs>
+        <w:ind w:left="2160" w:hanging="360"/>
+      </w:pPr>
+    </w:lvl>
+    <w:lvl w:ilvl="3" w:tentative="1">
+      <w:start w:val="1"/>
+      <w:numFmt w:val="decimal"/>
+      <w:lvlText w:val="%4."/>
+      <w:lvlJc w:val="left"/>
+      <w:pPr>
+        <w:tabs>
+          <w:tab w:val="num" w:pos="2880"/>
+        </w:tabs>
+        <w:ind w:left="2880" w:hanging="360"/>
+      </w:pPr>
+    </w:lvl>
+    <w:lvl w:ilvl="4" w:tentative="1">
+      <w:start w:val="1"/>
+      <w:numFmt w:val="decimal"/>
+      <w:lvlText w:val="%5."/>
+      <w:lvlJc w:val="left"/>
+      <w:pPr>
+        <w:tabs>
+          <w:tab w:val="num" w:pos="3600"/>
+        </w:tabs>
+        <w:ind w:left="3600" w:hanging="360"/>
+      </w:pPr>
+    </w:lvl>
+    <w:lvl w:ilvl="5" w:tentative="1">
+      <w:start w:val="1"/>
+      <w:numFmt w:val="decimal"/>
+      <w:lvlText w:val="%6."/>
+      <w:lvlJc w:val="left"/>
+      <w:pPr>
+        <w:tabs>
+          <w:tab w:val="num" w:pos="4320"/>
+        </w:tabs>
+        <w:ind w:left="4320" w:hanging="360"/>
+      </w:pPr>
+    </w:lvl>
+    <w:lvl w:ilvl="6" w:tentative="1">
+      <w:start w:val="1"/>
+      <w:numFmt w:val="decimal"/>
+      <w:lvlText w:val="%7."/>
+      <w:lvlJc w:val="left"/>
+      <w:pPr>
+        <w:tabs>
+          <w:tab w:val="num" w:pos="5040"/>
+        </w:tabs>
+        <w:ind w:left="5040" w:hanging="360"/>
+      </w:pPr>
+    </w:lvl>
+    <w:lvl w:ilvl="7" w:tentative="1">
+      <w:start w:val="1"/>
+      <w:numFmt w:val="decimal"/>
+      <w:lvlText w:val="%8."/>
+      <w:lvlJc w:val="left"/>
+      <w:pPr>
+        <w:tabs>
+          <w:tab w:val="num" w:pos="5760"/>
+        </w:tabs>
+        <w:ind w:left="5760" w:hanging="360"/>
+      </w:pPr>
+    </w:lvl>
+    <w:lvl w:ilvl="8" w:tentative="1">
+      <w:start w:val="1"/>
+      <w:numFmt w:val="decimal"/>
+      <w:lvlText w:val="%9."/>
+      <w:lvlJc w:val="left"/>
+      <w:pPr>
+        <w:tabs>
+          <w:tab w:val="num" w:pos="6480"/>
+        </w:tabs>
+        <w:ind w:left="6480" w:hanging="360"/>
       </w:pPr>
     </w:lvl>
   </w:abstractNum>
@@ -2909,9 +3839,18 @@
     <w:abstractNumId w:val="0"/>
   </w:num>
   <w:num w:numId="10">
+    <w:abstractNumId w:val="12"/>
+  </w:num>
+  <w:num w:numId="11">
     <w:abstractNumId w:val="10"/>
   </w:num>
-  <w:num w:numId="11">
+  <w:num w:numId="12">
+    <w:abstractNumId w:val="11"/>
+  </w:num>
+  <w:num w:numId="13">
+    <w:abstractNumId w:val="13"/>
+  </w:num>
+  <w:num w:numId="14">
     <w:abstractNumId w:val="9"/>
   </w:num>
 </w:numbering>
@@ -14303,6 +15242,58 @@
       </w:tcPr>
     </w:tblStylePr>
   </w:style>
+  <w:style w:type="paragraph" w:customStyle="1" w:styleId="pdq2pgselectionanchorcontainer">
+    <w:name w:val="pdq2pg_selectionanchorcontainer"/>
+    <w:basedOn w:val="Normal"/>
+    <w:rsid w:val="00761B58"/>
+    <w:pPr>
+      <w:spacing w:before="100" w:beforeAutospacing="1" w:after="100" w:afterAutospacing="1" w:line="240" w:lineRule="auto"/>
+    </w:pPr>
+    <w:rPr>
+      <w:rFonts w:ascii="Times New Roman" w:eastAsia="Times New Roman" w:hAnsi="Times New Roman" w:cs="Times New Roman"/>
+      <w:sz w:val="24"/>
+      <w:szCs w:val="24"/>
+    </w:rPr>
+  </w:style>
+  <w:style w:type="paragraph" w:styleId="NormalWeb">
+    <w:name w:val="Normal (Web)"/>
+    <w:basedOn w:val="Normal"/>
+    <w:uiPriority w:val="99"/>
+    <w:semiHidden/>
+    <w:unhideWhenUsed/>
+    <w:rsid w:val="00761B58"/>
+    <w:pPr>
+      <w:spacing w:before="100" w:beforeAutospacing="1" w:after="100" w:afterAutospacing="1" w:line="240" w:lineRule="auto"/>
+    </w:pPr>
+    <w:rPr>
+      <w:rFonts w:ascii="Times New Roman" w:eastAsia="Times New Roman" w:hAnsi="Times New Roman" w:cs="Times New Roman"/>
+      <w:sz w:val="24"/>
+      <w:szCs w:val="24"/>
+    </w:rPr>
+  </w:style>
+  <w:style w:type="character" w:styleId="Hyperlink">
+    <w:name w:val="Hyperlink"/>
+    <w:basedOn w:val="DefaultParagraphFont"/>
+    <w:uiPriority w:val="99"/>
+    <w:unhideWhenUsed/>
+    <w:rsid w:val="002F2C42"/>
+    <w:rPr>
+      <w:color w:val="0000FF" w:themeColor="hyperlink"/>
+      <w:u w:val="single"/>
+    </w:rPr>
+  </w:style>
+  <w:style w:type="character" w:styleId="UnresolvedMention">
+    <w:name w:val="Unresolved Mention"/>
+    <w:basedOn w:val="DefaultParagraphFont"/>
+    <w:uiPriority w:val="99"/>
+    <w:semiHidden/>
+    <w:unhideWhenUsed/>
+    <w:rsid w:val="002F2C42"/>
+    <w:rPr>
+      <w:color w:val="605E5C"/>
+      <w:shd w:val="clear" w:color="auto" w:fill="E1DFDD"/>
+    </w:rPr>
+  </w:style>
 </w:styles>
 </file>
 
@@ -14631,7 +15622,7 @@
 </file>
 
 <file path=customXml/itemProps1.xml><?xml version="1.0" encoding="utf-8"?>
-<ds:datastoreItem xmlns:ds="http://schemas.openxmlformats.org/officeDocument/2006/customXml" ds:itemID="{70781720-23FC-4326-A9B1-7B9815B9D361}">
+<ds:datastoreItem xmlns:ds="http://schemas.openxmlformats.org/officeDocument/2006/customXml" ds:itemID="{F6F2B75B-2D72-4C4C-BD6B-F06EB0DF4742}">
   <ds:schemaRefs>
     <ds:schemaRef ds:uri="http://schemas.openxmlformats.org/officeDocument/2006/bibliography"/>
   </ds:schemaRefs>
